--- a/klagomål/A 14545-2025 FSC-klagomål.docx
+++ b/klagomål/A 14545-2025 FSC-klagomål.docx
@@ -905,7 +905,7 @@
     <w:r>
       <w:tab/>
       <w:tab/>
-      <w:t>2025-03-26</w:t>
+      <w:t>2025-03-27</w:t>
       <w:br/>
       <w:br/>
     </w:r>

--- a/klagomål/A 14545-2025 FSC-klagomål.docx
+++ b/klagomål/A 14545-2025 FSC-klagomål.docx
@@ -905,7 +905,7 @@
     <w:r>
       <w:tab/>
       <w:tab/>
-      <w:t>2025-03-27</w:t>
+      <w:t>2025-03-28</w:t>
       <w:br/>
       <w:br/>
     </w:r>

--- a/klagomål/A 14545-2025 FSC-klagomål.docx
+++ b/klagomål/A 14545-2025 FSC-klagomål.docx
@@ -905,7 +905,7 @@
     <w:r>
       <w:tab/>
       <w:tab/>
-      <w:t>2025-03-28</w:t>
+      <w:t>2025-03-29</w:t>
       <w:br/>
       <w:br/>
     </w:r>

--- a/klagomål/A 14545-2025 FSC-klagomål.docx
+++ b/klagomål/A 14545-2025 FSC-klagomål.docx
@@ -905,7 +905,7 @@
     <w:r>
       <w:tab/>
       <w:tab/>
-      <w:t>2025-04-02</w:t>
+      <w:t>2025-04-03</w:t>
       <w:br/>
       <w:br/>
     </w:r>

--- a/klagomål/A 14545-2025 FSC-klagomål.docx
+++ b/klagomål/A 14545-2025 FSC-klagomål.docx
@@ -905,7 +905,7 @@
     <w:r>
       <w:tab/>
       <w:tab/>
-      <w:t>2025-04-03</w:t>
+      <w:t>2025-04-05</w:t>
       <w:br/>
       <w:br/>
     </w:r>

--- a/klagomål/A 14545-2025 FSC-klagomål.docx
+++ b/klagomål/A 14545-2025 FSC-klagomål.docx
@@ -905,7 +905,7 @@
     <w:r>
       <w:tab/>
       <w:tab/>
-      <w:t>2025-04-05</w:t>
+      <w:t>2025-04-06</w:t>
       <w:br/>
       <w:br/>
     </w:r>

--- a/klagomål/A 14545-2025 FSC-klagomål.docx
+++ b/klagomål/A 14545-2025 FSC-klagomål.docx
@@ -905,7 +905,7 @@
     <w:r>
       <w:tab/>
       <w:tab/>
-      <w:t>2025-04-06</w:t>
+      <w:t>2025-04-07</w:t>
       <w:br/>
       <w:br/>
     </w:r>

--- a/klagomål/A 14545-2025 FSC-klagomål.docx
+++ b/klagomål/A 14545-2025 FSC-klagomål.docx
@@ -905,7 +905,7 @@
     <w:r>
       <w:tab/>
       <w:tab/>
-      <w:t>2025-04-07</w:t>
+      <w:t>2025-04-08</w:t>
       <w:br/>
       <w:br/>
     </w:r>

--- a/klagomål/A 14545-2025 FSC-klagomål.docx
+++ b/klagomål/A 14545-2025 FSC-klagomål.docx
@@ -905,7 +905,7 @@
     <w:r>
       <w:tab/>
       <w:tab/>
-      <w:t>2025-04-08</w:t>
+      <w:t>2025-04-09</w:t>
       <w:br/>
       <w:br/>
     </w:r>

--- a/klagomål/A 14545-2025 FSC-klagomål.docx
+++ b/klagomål/A 14545-2025 FSC-klagomål.docx
@@ -718,7 +718,7 @@
         <w:t xml:space="preserve">Level and pattern of overstory retention interact to shape long-term responses of understories to timber harvest. </w:t>
       </w:r>
       <w:r>
-        <w:t xml:space="preserve">Ecological Applications, 22, 2049–2064 </w:t>
+        <w:t>Ecological Applications, 22, 2049–2064</w:t>
       </w:r>
     </w:p>
     <w:p>
@@ -905,7 +905,7 @@
     <w:r>
       <w:tab/>
       <w:tab/>
-      <w:t>2025-04-09</w:t>
+      <w:t>2025-04-10</w:t>
       <w:br/>
       <w:br/>
     </w:r>

--- a/klagomål/A 14545-2025 FSC-klagomål.docx
+++ b/klagomål/A 14545-2025 FSC-klagomål.docx
@@ -905,7 +905,7 @@
     <w:r>
       <w:tab/>
       <w:tab/>
-      <w:t>2025-04-10</w:t>
+      <w:t>2025-04-11</w:t>
       <w:br/>
       <w:br/>
     </w:r>

--- a/klagomål/A 14545-2025 FSC-klagomål.docx
+++ b/klagomål/A 14545-2025 FSC-klagomål.docx
@@ -905,7 +905,7 @@
     <w:r>
       <w:tab/>
       <w:tab/>
-      <w:t>2025-04-11</w:t>
+      <w:t>2025-04-12</w:t>
       <w:br/>
       <w:br/>
     </w:r>

--- a/klagomål/A 14545-2025 FSC-klagomål.docx
+++ b/klagomål/A 14545-2025 FSC-klagomål.docx
@@ -905,7 +905,7 @@
     <w:r>
       <w:tab/>
       <w:tab/>
-      <w:t>2025-04-12</w:t>
+      <w:t>2025-04-13</w:t>
       <w:br/>
       <w:br/>
     </w:r>

--- a/klagomål/A 14545-2025 FSC-klagomål.docx
+++ b/klagomål/A 14545-2025 FSC-klagomål.docx
@@ -905,7 +905,7 @@
     <w:r>
       <w:tab/>
       <w:tab/>
-      <w:t>2025-04-13</w:t>
+      <w:t>2025-04-14</w:t>
       <w:br/>
       <w:br/>
     </w:r>

--- a/klagomål/A 14545-2025 FSC-klagomål.docx
+++ b/klagomål/A 14545-2025 FSC-klagomål.docx
@@ -905,7 +905,7 @@
     <w:r>
       <w:tab/>
       <w:tab/>
-      <w:t>2025-04-14</w:t>
+      <w:t>2025-04-15</w:t>
       <w:br/>
       <w:br/>
     </w:r>

--- a/klagomål/A 14545-2025 FSC-klagomål.docx
+++ b/klagomål/A 14545-2025 FSC-klagomål.docx
@@ -905,7 +905,7 @@
     <w:r>
       <w:tab/>
       <w:tab/>
-      <w:t>2025-04-15</w:t>
+      <w:t>2025-04-16</w:t>
       <w:br/>
       <w:br/>
     </w:r>

--- a/klagomål/A 14545-2025 FSC-klagomål.docx
+++ b/klagomål/A 14545-2025 FSC-klagomål.docx
@@ -905,7 +905,7 @@
     <w:r>
       <w:tab/>
       <w:tab/>
-      <w:t>2025-04-16</w:t>
+      <w:t>2025-04-17</w:t>
       <w:br/>
       <w:br/>
     </w:r>

--- a/klagomål/A 14545-2025 FSC-klagomål.docx
+++ b/klagomål/A 14545-2025 FSC-klagomål.docx
@@ -905,7 +905,7 @@
     <w:r>
       <w:tab/>
       <w:tab/>
-      <w:t>2025-04-17</w:t>
+      <w:t>2025-04-18</w:t>
       <w:br/>
       <w:br/>
     </w:r>

--- a/klagomål/A 14545-2025 FSC-klagomål.docx
+++ b/klagomål/A 14545-2025 FSC-klagomål.docx
@@ -905,7 +905,7 @@
     <w:r>
       <w:tab/>
       <w:tab/>
-      <w:t>2025-04-18</w:t>
+      <w:t>2025-04-19</w:t>
       <w:br/>
       <w:br/>
     </w:r>

--- a/klagomål/A 14545-2025 FSC-klagomål.docx
+++ b/klagomål/A 14545-2025 FSC-klagomål.docx
@@ -905,7 +905,7 @@
     <w:r>
       <w:tab/>
       <w:tab/>
-      <w:t>2025-05-03</w:t>
+      <w:t>2025-05-04</w:t>
       <w:br/>
       <w:br/>
     </w:r>

--- a/klagomål/A 14545-2025 FSC-klagomål.docx
+++ b/klagomål/A 14545-2025 FSC-klagomål.docx
@@ -905,7 +905,7 @@
     <w:r>
       <w:tab/>
       <w:tab/>
-      <w:t>2025-05-04</w:t>
+      <w:t>2025-05-06</w:t>
       <w:br/>
       <w:br/>
     </w:r>

--- a/klagomål/A 14545-2025 FSC-klagomål.docx
+++ b/klagomål/A 14545-2025 FSC-klagomål.docx
@@ -905,7 +905,7 @@
     <w:r>
       <w:tab/>
       <w:tab/>
-      <w:t>2025-05-06</w:t>
+      <w:t>2025-05-07</w:t>
       <w:br/>
       <w:br/>
     </w:r>

--- a/klagomål/A 14545-2025 FSC-klagomål.docx
+++ b/klagomål/A 14545-2025 FSC-klagomål.docx
@@ -905,7 +905,7 @@
     <w:r>
       <w:tab/>
       <w:tab/>
-      <w:t>2025-05-07</w:t>
+      <w:t>2025-05-08</w:t>
       <w:br/>
       <w:br/>
     </w:r>

--- a/klagomål/A 14545-2025 FSC-klagomål.docx
+++ b/klagomål/A 14545-2025 FSC-klagomål.docx
@@ -905,7 +905,7 @@
     <w:r>
       <w:tab/>
       <w:tab/>
-      <w:t>2025-05-08</w:t>
+      <w:t>2025-05-09</w:t>
       <w:br/>
       <w:br/>
     </w:r>

--- a/klagomål/A 14545-2025 FSC-klagomål.docx
+++ b/klagomål/A 14545-2025 FSC-klagomål.docx
@@ -905,7 +905,7 @@
     <w:r>
       <w:tab/>
       <w:tab/>
-      <w:t>2025-05-09</w:t>
+      <w:t>2025-05-10</w:t>
       <w:br/>
       <w:br/>
     </w:r>

--- a/klagomål/A 14545-2025 FSC-klagomål.docx
+++ b/klagomål/A 14545-2025 FSC-klagomål.docx
@@ -905,7 +905,7 @@
     <w:r>
       <w:tab/>
       <w:tab/>
-      <w:t>2025-05-10</w:t>
+      <w:t>2025-05-11</w:t>
       <w:br/>
       <w:br/>
     </w:r>

--- a/klagomål/A 14545-2025 FSC-klagomål.docx
+++ b/klagomål/A 14545-2025 FSC-klagomål.docx
@@ -905,7 +905,7 @@
     <w:r>
       <w:tab/>
       <w:tab/>
-      <w:t>2025-05-11</w:t>
+      <w:t>2025-05-12</w:t>
       <w:br/>
       <w:br/>
     </w:r>

--- a/klagomål/A 14545-2025 FSC-klagomål.docx
+++ b/klagomål/A 14545-2025 FSC-klagomål.docx
@@ -905,7 +905,7 @@
     <w:r>
       <w:tab/>
       <w:tab/>
-      <w:t>2025-05-12</w:t>
+      <w:t>2025-05-13</w:t>
       <w:br/>
       <w:br/>
     </w:r>

--- a/klagomål/A 14545-2025 FSC-klagomål.docx
+++ b/klagomål/A 14545-2025 FSC-klagomål.docx
@@ -905,7 +905,7 @@
     <w:r>
       <w:tab/>
       <w:tab/>
-      <w:t>2025-05-13</w:t>
+      <w:t>2025-05-14</w:t>
       <w:br/>
       <w:br/>
     </w:r>

--- a/klagomål/A 14545-2025 FSC-klagomål.docx
+++ b/klagomål/A 14545-2025 FSC-klagomål.docx
@@ -905,7 +905,7 @@
     <w:r>
       <w:tab/>
       <w:tab/>
-      <w:t>2025-05-14</w:t>
+      <w:t>2025-05-15</w:t>
       <w:br/>
       <w:br/>
     </w:r>

--- a/klagomål/A 14545-2025 FSC-klagomål.docx
+++ b/klagomål/A 14545-2025 FSC-klagomål.docx
@@ -905,7 +905,7 @@
     <w:r>
       <w:tab/>
       <w:tab/>
-      <w:t>2025-05-15</w:t>
+      <w:t>2025-05-16</w:t>
       <w:br/>
       <w:br/>
     </w:r>

--- a/klagomål/A 14545-2025 FSC-klagomål.docx
+++ b/klagomål/A 14545-2025 FSC-klagomål.docx
@@ -905,7 +905,7 @@
     <w:r>
       <w:tab/>
       <w:tab/>
-      <w:t>2025-05-16</w:t>
+      <w:t>2025-05-17</w:t>
       <w:br/>
       <w:br/>
     </w:r>

--- a/klagomål/A 14545-2025 FSC-klagomål.docx
+++ b/klagomål/A 14545-2025 FSC-klagomål.docx
@@ -905,7 +905,7 @@
     <w:r>
       <w:tab/>
       <w:tab/>
-      <w:t>2025-05-17</w:t>
+      <w:t>2025-05-18</w:t>
       <w:br/>
       <w:br/>
     </w:r>

--- a/klagomål/A 14545-2025 FSC-klagomål.docx
+++ b/klagomål/A 14545-2025 FSC-klagomål.docx
@@ -905,7 +905,7 @@
     <w:r>
       <w:tab/>
       <w:tab/>
-      <w:t>2025-05-18</w:t>
+      <w:t>2025-05-19</w:t>
       <w:br/>
       <w:br/>
     </w:r>

--- a/klagomål/A 14545-2025 FSC-klagomål.docx
+++ b/klagomål/A 14545-2025 FSC-klagomål.docx
@@ -905,7 +905,7 @@
     <w:r>
       <w:tab/>
       <w:tab/>
-      <w:t>2025-05-19</w:t>
+      <w:t>2025-05-20</w:t>
       <w:br/>
       <w:br/>
     </w:r>

--- a/klagomål/A 14545-2025 FSC-klagomål.docx
+++ b/klagomål/A 14545-2025 FSC-klagomål.docx
@@ -905,7 +905,7 @@
     <w:r>
       <w:tab/>
       <w:tab/>
-      <w:t>2025-05-20</w:t>
+      <w:t>2025-05-21</w:t>
       <w:br/>
       <w:br/>
     </w:r>

--- a/klagomål/A 14545-2025 FSC-klagomål.docx
+++ b/klagomål/A 14545-2025 FSC-klagomål.docx
@@ -905,7 +905,7 @@
     <w:r>
       <w:tab/>
       <w:tab/>
-      <w:t>2025-05-21</w:t>
+      <w:t>2025-05-22</w:t>
       <w:br/>
       <w:br/>
     </w:r>

--- a/klagomål/A 14545-2025 FSC-klagomål.docx
+++ b/klagomål/A 14545-2025 FSC-klagomål.docx
@@ -905,7 +905,7 @@
     <w:r>
       <w:tab/>
       <w:tab/>
-      <w:t>2025-05-22</w:t>
+      <w:t>2025-05-23</w:t>
       <w:br/>
       <w:br/>
     </w:r>

--- a/klagomål/A 14545-2025 FSC-klagomål.docx
+++ b/klagomål/A 14545-2025 FSC-klagomål.docx
@@ -905,7 +905,7 @@
     <w:r>
       <w:tab/>
       <w:tab/>
-      <w:t>2025-05-23</w:t>
+      <w:t>2025-05-24</w:t>
       <w:br/>
       <w:br/>
     </w:r>

--- a/klagomål/A 14545-2025 FSC-klagomål.docx
+++ b/klagomål/A 14545-2025 FSC-klagomål.docx
@@ -905,7 +905,7 @@
     <w:r>
       <w:tab/>
       <w:tab/>
-      <w:t>2025-05-24</w:t>
+      <w:t>2025-05-25</w:t>
       <w:br/>
       <w:br/>
     </w:r>

--- a/klagomål/A 14545-2025 FSC-klagomål.docx
+++ b/klagomål/A 14545-2025 FSC-klagomål.docx
@@ -905,7 +905,7 @@
     <w:r>
       <w:tab/>
       <w:tab/>
-      <w:t>2025-05-25</w:t>
+      <w:t>2025-05-26</w:t>
       <w:br/>
       <w:br/>
     </w:r>

--- a/klagomål/A 14545-2025 FSC-klagomål.docx
+++ b/klagomål/A 14545-2025 FSC-klagomål.docx
@@ -905,7 +905,7 @@
     <w:r>
       <w:tab/>
       <w:tab/>
-      <w:t>2025-05-26</w:t>
+      <w:t>2025-05-27</w:t>
       <w:br/>
       <w:br/>
     </w:r>

--- a/klagomål/A 14545-2025 FSC-klagomål.docx
+++ b/klagomål/A 14545-2025 FSC-klagomål.docx
@@ -905,7 +905,7 @@
     <w:r>
       <w:tab/>
       <w:tab/>
-      <w:t>2025-05-27</w:t>
+      <w:t>2025-05-30</w:t>
       <w:br/>
       <w:br/>
     </w:r>

--- a/klagomål/A 14545-2025 FSC-klagomål.docx
+++ b/klagomål/A 14545-2025 FSC-klagomål.docx
@@ -191,7 +191,7 @@
     </w:p>
     <w:p>
       <w:r>
-        <w:t>I avverkningsanmälan har följande 1 naturvårdsarter hittats: knärot (VU, §8). Av dessa är 1 rödlistade. För rödlistade arter har rödlistekategorin angivits inom parentes. För fridlysta arter anges även paragrafen i Artskyddsförordningen som arten är fridlyst enligt.</w:t>
+        <w:t>I avverkningsanmälan har följande 3 naturvårdsarter hittats: knärot (VU, §8), garnlav (NT) och revlummer (§9). Av dessa är 2 rödlistade. För rödlistade arter har rödlistekategorin angivits inom parentes. För fridlysta arter anges även paragrafen i Artskyddsförordningen som arten är fridlyst enligt.</w:t>
       </w:r>
     </w:p>
     <w:p>
@@ -247,6 +247,17 @@
       </w:r>
     </w:p>
     <w:p>
+      <w:r>
+        <w:rPr>
+          <w:b/>
+        </w:rPr>
+        <w:t>Garnlav (NT)</w:t>
+      </w:r>
+      <w:r>
+        <w:t xml:space="preserve"> är en utpräglad barrskogsart som ibland kan drapera träden i norrländska grannaturskogar med hög luftfuktighet. Den förekommer även i talldominerade bestånd där den, förutom i trädens grenverk, påträffas hängande över ojämnheter i tallbarken. Arten har minskat starkt i södra och mellersta Sverige och den minskar även i sitt nordliga utbredningsområde. Orsaken till tillbakagången beror främst på slutavverkningar av naturskogsartade skogar. Bestånd med riklig förekomst bör regelmässigt sparas. Garnlav är värdväxt för den mycket sällsynta och akut hotade fjärilen barrskogslavfly (CR) som hör hemma i boreala barrskogar med riklig förekomst av värdväxten. Tidigare kunde arten konstateras årligen på flera platser vid Dala-Floda i Dalarna innan lokalerna kalavverkades. Senaste fyndet i landet av barrskogslavfly är från år 2000 då den påträffades vid Högberget i Sollefteå kommun (SLU Artdatabanken, 2024).</w:t>
+      </w:r>
+    </w:p>
+    <w:p>
       <w:pPr>
         <w:pStyle w:val="Heading1"/>
       </w:pPr>
@@ -256,7 +267,7 @@
     </w:p>
     <w:p>
       <w:r>
-        <w:t>Följande fridlysta arter har sina livsmiljöer och växtplatser i den avverkningsanmälda skogen: knärot (VU, §8).</w:t>
+        <w:t>Följande fridlysta arter har sina livsmiljöer och växtplatser i den avverkningsanmälda skogen: knärot (VU, §8) och revlummer (§9).</w:t>
       </w:r>
     </w:p>
     <w:p>
@@ -272,7 +283,7 @@
     </w:p>
     <w:p>
       <w:r>
-        <w:t>I det avverkningsanmälda området finns 3 fyndplatser för knärot registrerade på Artportalen. Figur 2 visar gränserna för buffertzoner på 50 m, som behöver lämnas kring fyndplatserna för att knärotslokalerna inte ska försvinna vid en avverkning. Av det avverkningsanmälda området överlappar 1.79 ha med buffertzonerna och får av detta skäl inte avverkas.</w:t>
+        <w:t>I det avverkningsanmälda området finns 4 fyndplatser för knärot registrerade på Artportalen. Figur 2 visar gränserna för buffertzoner på 50 m, som behöver lämnas kring fyndplatserna för att knärotslokalerna inte ska försvinna vid en avverkning. Av det avverkningsanmälda området överlappar 2.51 ha med buffertzonerna och får av detta skäl inte avverkas.</w:t>
       </w:r>
     </w:p>
     <w:p>
@@ -422,7 +433,7 @@
         <w:rPr>
           <w:i/>
         </w:rPr>
-        <w:t>I det avverkningsanmälda skogsområdet har 1 naturvårdsarter varav 1 rödlistade arter sina livsmiljöer och växtplatser.</w:t>
+        <w:t>I det avverkningsanmälda skogsområdet har 3 naturvårdsarter varav 2 rödlistade arter sina livsmiljöer och växtplatser.</w:t>
       </w:r>
     </w:p>
     <w:p>
@@ -905,7 +916,7 @@
     <w:r>
       <w:tab/>
       <w:tab/>
-      <w:t>2025-05-30</w:t>
+      <w:t>2025-06-01</w:t>
       <w:br/>
       <w:br/>
     </w:r>

--- a/klagomål/A 14545-2025 FSC-klagomål.docx
+++ b/klagomål/A 14545-2025 FSC-klagomål.docx
@@ -916,7 +916,7 @@
     <w:r>
       <w:tab/>
       <w:tab/>
-      <w:t>2025-06-01</w:t>
+      <w:t>2025-06-02</w:t>
       <w:br/>
       <w:br/>
     </w:r>

--- a/klagomål/A 14545-2025 FSC-klagomål.docx
+++ b/klagomål/A 14545-2025 FSC-klagomål.docx
@@ -916,7 +916,7 @@
     <w:r>
       <w:tab/>
       <w:tab/>
-      <w:t>2025-06-02</w:t>
+      <w:t>2025-06-03</w:t>
       <w:br/>
       <w:br/>
     </w:r>

--- a/klagomål/A 14545-2025 FSC-klagomål.docx
+++ b/klagomål/A 14545-2025 FSC-klagomål.docx
@@ -916,7 +916,7 @@
     <w:r>
       <w:tab/>
       <w:tab/>
-      <w:t>2025-06-03</w:t>
+      <w:t>2025-06-04</w:t>
       <w:br/>
       <w:br/>
     </w:r>

--- a/klagomål/A 14545-2025 FSC-klagomål.docx
+++ b/klagomål/A 14545-2025 FSC-klagomål.docx
@@ -916,7 +916,7 @@
     <w:r>
       <w:tab/>
       <w:tab/>
-      <w:t>2025-06-04</w:t>
+      <w:t>2025-06-05</w:t>
       <w:br/>
       <w:br/>
     </w:r>

--- a/klagomål/A 14545-2025 FSC-klagomål.docx
+++ b/klagomål/A 14545-2025 FSC-klagomål.docx
@@ -916,7 +916,7 @@
     <w:r>
       <w:tab/>
       <w:tab/>
-      <w:t>2025-06-05</w:t>
+      <w:t>2025-06-13</w:t>
       <w:br/>
       <w:br/>
     </w:r>

--- a/klagomål/A 14545-2025 FSC-klagomål.docx
+++ b/klagomål/A 14545-2025 FSC-klagomål.docx
@@ -916,7 +916,7 @@
     <w:r>
       <w:tab/>
       <w:tab/>
-      <w:t>2025-06-13</w:t>
+      <w:t>2025-06-15</w:t>
       <w:br/>
       <w:br/>
     </w:r>

--- a/klagomål/A 14545-2025 FSC-klagomål.docx
+++ b/klagomål/A 14545-2025 FSC-klagomål.docx
@@ -916,7 +916,7 @@
     <w:r>
       <w:tab/>
       <w:tab/>
-      <w:t>2025-06-15</w:t>
+      <w:t>2025-06-16</w:t>
       <w:br/>
       <w:br/>
     </w:r>

--- a/klagomål/A 14545-2025 FSC-klagomål.docx
+++ b/klagomål/A 14545-2025 FSC-klagomål.docx
@@ -916,7 +916,7 @@
     <w:r>
       <w:tab/>
       <w:tab/>
-      <w:t>2025-06-16</w:t>
+      <w:t>2025-06-17</w:t>
       <w:br/>
       <w:br/>
     </w:r>

--- a/klagomål/A 14545-2025 FSC-klagomål.docx
+++ b/klagomål/A 14545-2025 FSC-klagomål.docx
@@ -916,7 +916,7 @@
     <w:r>
       <w:tab/>
       <w:tab/>
-      <w:t>2025-06-17</w:t>
+      <w:t>2025-06-18</w:t>
       <w:br/>
       <w:br/>
     </w:r>

--- a/klagomål/A 14545-2025 FSC-klagomål.docx
+++ b/klagomål/A 14545-2025 FSC-klagomål.docx
@@ -916,7 +916,7 @@
     <w:r>
       <w:tab/>
       <w:tab/>
-      <w:t>2025-06-18</w:t>
+      <w:t>2025-06-19</w:t>
       <w:br/>
       <w:br/>
     </w:r>

--- a/klagomål/A 14545-2025 FSC-klagomål.docx
+++ b/klagomål/A 14545-2025 FSC-klagomål.docx
@@ -916,7 +916,7 @@
     <w:r>
       <w:tab/>
       <w:tab/>
-      <w:t>2025-06-19</w:t>
+      <w:t>2025-06-20</w:t>
       <w:br/>
       <w:br/>
     </w:r>

--- a/klagomål/A 14545-2025 FSC-klagomål.docx
+++ b/klagomål/A 14545-2025 FSC-klagomål.docx
@@ -916,7 +916,7 @@
     <w:r>
       <w:tab/>
       <w:tab/>
-      <w:t>2025-06-20</w:t>
+      <w:t>2025-06-21</w:t>
       <w:br/>
       <w:br/>
     </w:r>

--- a/klagomål/A 14545-2025 FSC-klagomål.docx
+++ b/klagomål/A 14545-2025 FSC-klagomål.docx
@@ -916,7 +916,7 @@
     <w:r>
       <w:tab/>
       <w:tab/>
-      <w:t>2025-06-21</w:t>
+      <w:t>2025-06-22</w:t>
       <w:br/>
       <w:br/>
     </w:r>

--- a/klagomål/A 14545-2025 FSC-klagomål.docx
+++ b/klagomål/A 14545-2025 FSC-klagomål.docx
@@ -916,7 +916,7 @@
     <w:r>
       <w:tab/>
       <w:tab/>
-      <w:t>2025-06-22</w:t>
+      <w:t>2025-06-23</w:t>
       <w:br/>
       <w:br/>
     </w:r>

--- a/klagomål/A 14545-2025 FSC-klagomål.docx
+++ b/klagomål/A 14545-2025 FSC-klagomål.docx
@@ -916,7 +916,7 @@
     <w:r>
       <w:tab/>
       <w:tab/>
-      <w:t>2025-06-23</w:t>
+      <w:t>2025-06-24</w:t>
       <w:br/>
       <w:br/>
     </w:r>

--- a/klagomål/A 14545-2025 FSC-klagomål.docx
+++ b/klagomål/A 14545-2025 FSC-klagomål.docx
@@ -916,7 +916,7 @@
     <w:r>
       <w:tab/>
       <w:tab/>
-      <w:t>2025-06-24</w:t>
+      <w:t>2025-06-25</w:t>
       <w:br/>
       <w:br/>
     </w:r>

--- a/klagomål/A 14545-2025 FSC-klagomål.docx
+++ b/klagomål/A 14545-2025 FSC-klagomål.docx
@@ -916,7 +916,7 @@
     <w:r>
       <w:tab/>
       <w:tab/>
-      <w:t>2025-06-25</w:t>
+      <w:t>2025-06-26</w:t>
       <w:br/>
       <w:br/>
     </w:r>

--- a/klagomål/A 14545-2025 FSC-klagomål.docx
+++ b/klagomål/A 14545-2025 FSC-klagomål.docx
@@ -916,7 +916,7 @@
     <w:r>
       <w:tab/>
       <w:tab/>
-      <w:t>2025-06-26</w:t>
+      <w:t>2025-06-27</w:t>
       <w:br/>
       <w:br/>
     </w:r>

--- a/klagomål/A 14545-2025 FSC-klagomål.docx
+++ b/klagomål/A 14545-2025 FSC-klagomål.docx
@@ -916,7 +916,7 @@
     <w:r>
       <w:tab/>
       <w:tab/>
-      <w:t>2025-06-27</w:t>
+      <w:t>2025-06-28</w:t>
       <w:br/>
       <w:br/>
     </w:r>

--- a/klagomål/A 14545-2025 FSC-klagomål.docx
+++ b/klagomål/A 14545-2025 FSC-klagomål.docx
@@ -916,7 +916,7 @@
     <w:r>
       <w:tab/>
       <w:tab/>
-      <w:t>2025-06-28</w:t>
+      <w:t>2025-06-29</w:t>
       <w:br/>
       <w:br/>
     </w:r>

--- a/klagomål/A 14545-2025 FSC-klagomål.docx
+++ b/klagomål/A 14545-2025 FSC-klagomål.docx
@@ -916,7 +916,7 @@
     <w:r>
       <w:tab/>
       <w:tab/>
-      <w:t>2025-06-29</w:t>
+      <w:t>2025-06-30</w:t>
       <w:br/>
       <w:br/>
     </w:r>

--- a/klagomål/A 14545-2025 FSC-klagomål.docx
+++ b/klagomål/A 14545-2025 FSC-klagomål.docx
@@ -916,7 +916,7 @@
     <w:r>
       <w:tab/>
       <w:tab/>
-      <w:t>2025-06-30</w:t>
+      <w:t>2025-07-01</w:t>
       <w:br/>
       <w:br/>
     </w:r>

--- a/klagomål/A 14545-2025 FSC-klagomål.docx
+++ b/klagomål/A 14545-2025 FSC-klagomål.docx
@@ -916,7 +916,7 @@
     <w:r>
       <w:tab/>
       <w:tab/>
-      <w:t>2025-07-01</w:t>
+      <w:t>2025-07-02</w:t>
       <w:br/>
       <w:br/>
     </w:r>

--- a/klagomål/A 14545-2025 FSC-klagomål.docx
+++ b/klagomål/A 14545-2025 FSC-klagomål.docx
@@ -916,7 +916,7 @@
     <w:r>
       <w:tab/>
       <w:tab/>
-      <w:t>2025-07-02</w:t>
+      <w:t>2025-07-03</w:t>
       <w:br/>
       <w:br/>
     </w:r>

--- a/klagomål/A 14545-2025 FSC-klagomål.docx
+++ b/klagomål/A 14545-2025 FSC-klagomål.docx
@@ -916,7 +916,7 @@
     <w:r>
       <w:tab/>
       <w:tab/>
-      <w:t>2025-07-03</w:t>
+      <w:t>2025-07-04</w:t>
       <w:br/>
       <w:br/>
     </w:r>

--- a/klagomål/A 14545-2025 FSC-klagomål.docx
+++ b/klagomål/A 14545-2025 FSC-klagomål.docx
@@ -916,7 +916,7 @@
     <w:r>
       <w:tab/>
       <w:tab/>
-      <w:t>2025-07-04</w:t>
+      <w:t>2025-07-05</w:t>
       <w:br/>
       <w:br/>
     </w:r>

--- a/klagomål/A 14545-2025 FSC-klagomål.docx
+++ b/klagomål/A 14545-2025 FSC-klagomål.docx
@@ -916,7 +916,7 @@
     <w:r>
       <w:tab/>
       <w:tab/>
-      <w:t>2025-07-05</w:t>
+      <w:t>2025-07-06</w:t>
       <w:br/>
       <w:br/>
     </w:r>

--- a/klagomål/A 14545-2025 FSC-klagomål.docx
+++ b/klagomål/A 14545-2025 FSC-klagomål.docx
@@ -916,7 +916,7 @@
     <w:r>
       <w:tab/>
       <w:tab/>
-      <w:t>2025-07-06</w:t>
+      <w:t>2025-07-07</w:t>
       <w:br/>
       <w:br/>
     </w:r>

--- a/klagomål/A 14545-2025 FSC-klagomål.docx
+++ b/klagomål/A 14545-2025 FSC-klagomål.docx
@@ -916,7 +916,7 @@
     <w:r>
       <w:tab/>
       <w:tab/>
-      <w:t>2025-07-07</w:t>
+      <w:t>2025-07-08</w:t>
       <w:br/>
       <w:br/>
     </w:r>

--- a/klagomål/A 14545-2025 FSC-klagomål.docx
+++ b/klagomål/A 14545-2025 FSC-klagomål.docx
@@ -916,7 +916,7 @@
     <w:r>
       <w:tab/>
       <w:tab/>
-      <w:t>2025-07-08</w:t>
+      <w:t>2025-07-09</w:t>
       <w:br/>
       <w:br/>
     </w:r>

--- a/klagomål/A 14545-2025 FSC-klagomål.docx
+++ b/klagomål/A 14545-2025 FSC-klagomål.docx
@@ -916,7 +916,7 @@
     <w:r>
       <w:tab/>
       <w:tab/>
-      <w:t>2025-07-09</w:t>
+      <w:t>2025-07-11</w:t>
       <w:br/>
       <w:br/>
     </w:r>

--- a/klagomål/A 14545-2025 FSC-klagomål.docx
+++ b/klagomål/A 14545-2025 FSC-klagomål.docx
@@ -916,7 +916,7 @@
     <w:r>
       <w:tab/>
       <w:tab/>
-      <w:t>2025-07-11</w:t>
+      <w:t>2025-07-12</w:t>
       <w:br/>
       <w:br/>
     </w:r>

--- a/klagomål/A 14545-2025 FSC-klagomål.docx
+++ b/klagomål/A 14545-2025 FSC-klagomål.docx
@@ -916,7 +916,7 @@
     <w:r>
       <w:tab/>
       <w:tab/>
-      <w:t>2025-07-12</w:t>
+      <w:t>2025-07-13</w:t>
       <w:br/>
       <w:br/>
     </w:r>

--- a/klagomål/A 14545-2025 FSC-klagomål.docx
+++ b/klagomål/A 14545-2025 FSC-klagomål.docx
@@ -916,7 +916,7 @@
     <w:r>
       <w:tab/>
       <w:tab/>
-      <w:t>2025-07-13</w:t>
+      <w:t>2025-07-14</w:t>
       <w:br/>
       <w:br/>
     </w:r>

--- a/klagomål/A 14545-2025 FSC-klagomål.docx
+++ b/klagomål/A 14545-2025 FSC-klagomål.docx
@@ -954,7 +954,7 @@
     <w:r>
       <w:tab/>
       <w:tab/>
-      <w:t>2025-08-06</w:t>
+      <w:t>2025-08-09</w:t>
       <w:br/>
       <w:br/>
     </w:r>
